--- a/_site/posts/2023-05-19-seminario-de-filosofia-marxista/index.docx
+++ b/_site/posts/2023-05-19-seminario-de-filosofia-marxista/index.docx
@@ -44,7 +44,7 @@
         <w:t xml:space="preserve"> </w:t>
       </w:r>
     </w:p>
-    <w:bookmarkStart w:id="20" w:name="title"/>
+    <w:bookmarkStart w:id="22" w:name="title"/>
     <w:p>
       <w:pPr>
         <w:pStyle w:val="Heading1"/>
@@ -93,8 +93,8 @@
         <w:t xml:space="preserve"> </w:t>
       </w:r>
     </w:p>
-    <w:bookmarkEnd w:id="20"/>
-    <w:bookmarkStart w:id="24" w:name="author-note"/>
+    <w:bookmarkEnd w:id="22"/>
+    <w:bookmarkStart w:id="26" w:name="author-note"/>
     <w:p>
       <w:pPr>
         <w:pStyle w:val="Heading1"/>
@@ -113,15 +113,15 @@
       <w:r>
         <w:t xml:space="preserve"> </w:t>
       </w:r>
-      <w:bookmarkStart w:id="21" w:name="orchid"/>
+      <w:bookmarkStart w:id="23" w:name="orchid"/>
       <w:r>
         <w:t xml:space="preserve">Orcid ID Logo: A green circle with white letters ID</w:t>
       </w:r>
-      <w:bookmarkEnd w:id="21"/>
-      <w:r>
-        <w:t xml:space="preserve"> </w:t>
-      </w:r>
-      <w:hyperlink r:id="rId22">
+      <w:bookmarkEnd w:id="23"/>
+      <w:r>
+        <w:t xml:space="preserve"> </w:t>
+      </w:r>
+      <w:hyperlink r:id="rId24">
         <w:r>
           <w:rPr>
             <w:rStyle w:val="Hyperlink"/>
@@ -160,20 +160,20 @@
         <w:t xml:space="preserve">: </w:t>
       </w:r>
       <w:r>
-        <w:t xml:space="preserve">conceptualización y redacción</w:t>
-      </w:r>
-    </w:p>
-    <w:p>
-      <w:pPr>
-        <w:pStyle w:val="BodyText"/>
-      </w:pPr>
-      <w:r>
-        <w:t xml:space="preserve">La correspondencia relativa a este artículo debe dirigirse a Edison Achalma, Escuela Profesional de Economía, Universidad Nacional de San Cristóbal de Huamanga, Ayacucho, AYA, Perú, Email:</w:t>
-      </w:r>
-      <w:r>
-        <w:t xml:space="preserve"> </w:t>
-      </w:r>
-      <w:hyperlink r:id="rId23">
+        <w:t xml:space="preserve">conceptualización, metodología, análisis formal, investigación, recursos, curación de datos, redacción, visualización, supervisión, y administración del proyecto</w:t>
+      </w:r>
+    </w:p>
+    <w:p>
+      <w:pPr>
+        <w:pStyle w:val="BodyText"/>
+      </w:pPr>
+      <w:r>
+        <w:t xml:space="preserve">La correspondencia relativa a este artículo debe dirigirse a Edison Achalma, Escuela Profesional de Economía, Universidad Nacional de San Cristóbal de Huamanga, Portal Independencia N° 57, Ayacucho, AYA 5001, Perú, Email:</w:t>
+      </w:r>
+      <w:r>
+        <w:t xml:space="preserve"> </w:t>
+      </w:r>
+      <w:hyperlink r:id="rId25">
         <w:r>
           <w:rPr>
             <w:rStyle w:val="Hyperlink"/>
@@ -187,8 +187,8 @@
         <w:br w:type="page"/>
       </w:r>
     </w:p>
-    <w:bookmarkEnd w:id="24"/>
-    <w:bookmarkStart w:id="25" w:name="abstract"/>
+    <w:bookmarkEnd w:id="26"/>
+    <w:bookmarkStart w:id="27" w:name="abstract"/>
     <w:p>
       <w:pPr>
         <w:pStyle w:val="Heading1"/>
@@ -225,8 +225,8 @@
         <w:br w:type="page"/>
       </w:r>
     </w:p>
-    <w:bookmarkEnd w:id="25"/>
-    <w:bookmarkStart w:id="26" w:name="firstheader"/>
+    <w:bookmarkEnd w:id="27"/>
+    <w:bookmarkStart w:id="28" w:name="firstheader"/>
     <w:p>
       <w:pPr>
         <w:pStyle w:val="Heading1"/>
@@ -235,8 +235,8 @@
         <w:t xml:space="preserve">Seminario introductorio filosofía marxista</w:t>
       </w:r>
     </w:p>
-    <w:bookmarkEnd w:id="26"/>
-    <w:bookmarkStart w:id="27" w:name="introducción"/>
+    <w:bookmarkEnd w:id="28"/>
+    <w:bookmarkStart w:id="29" w:name="introducción"/>
     <w:p>
       <w:pPr>
         <w:pStyle w:val="Heading1"/>
@@ -463,8 +463,8 @@
         <w:t xml:space="preserve">fue precedida por un proceso dictatorial. Por lo tanto, es incorrecto afirmar que la filosofía se desarrolló al margen de las clases sociales en los siglos VII y VI a.C</w:t>
       </w:r>
     </w:p>
-    <w:bookmarkEnd w:id="27"/>
-    <w:bookmarkStart w:id="28" w:name="escuela-materialista"/>
+    <w:bookmarkEnd w:id="29"/>
+    <w:bookmarkStart w:id="30" w:name="escuela-materialista"/>
     <w:p>
       <w:pPr>
         <w:pStyle w:val="Heading1"/>
@@ -617,8 +617,8 @@
         <w:t xml:space="preserve">En cuanto a la materia concreta, Aristóteles argumenta que carece de movimiento intrínseco, y es la idea o la forma lo que impulsa el movimiento. Esto introduce una dialéctica conceptual en su filosofía. Una de las características positivas de su enfoque es que reconoce la importancia de la materia en la existencia de las cosas. No obstante, en algunos aspectos, Aristóteles se asemeja al platonismo al postular la existencia de ideas y formas que trascienden la realidad material.</w:t>
       </w:r>
     </w:p>
-    <w:bookmarkEnd w:id="28"/>
-    <w:bookmarkStart w:id="29" w:name="escuelas"/>
+    <w:bookmarkEnd w:id="30"/>
+    <w:bookmarkStart w:id="31" w:name="escuelas"/>
     <w:p>
       <w:pPr>
         <w:pStyle w:val="Heading1"/>
@@ -1386,8 +1386,8 @@
         <w:t xml:space="preserve">Todos estos pensadores llegan al agnosticismo (Principia matemática) y sus análisis conducen a deshacer el conocimiento. A pesar de descubrir paradojas que permiten avanzar, se centran en el desmontaje y no logran hacer la síntesis. Sin embargo, sus contribuciones han limpiado la filosofía y la ciencia al ponerlas en crisis. En este momento crítico del conocimiento, el proletariado se convertirá en el establecedor de nuevos principios. Aunque el proceso de demolición aún no ha terminado, hay una clase que está muriendo y sus principios están desapareciendo. Este desconcierto es parte del proceso de decantación hacia nuevas perspectivas.</w:t>
       </w:r>
     </w:p>
-    <w:bookmarkEnd w:id="29"/>
-    <w:bookmarkStart w:id="30" w:name="existencialismo"/>
+    <w:bookmarkEnd w:id="31"/>
+    <w:bookmarkStart w:id="32" w:name="existencialismo"/>
     <w:p>
       <w:pPr>
         <w:pStyle w:val="Heading1"/>
@@ -1470,8 +1470,8 @@
         <w:t xml:space="preserve">, la ley principal es la contradicción, y Plejanov plantea que el materialismo es la base y la dialéctica es la guía, siendo la contradicción el elemento central. Sin embargo, no se establece claramente cuál es el punto medular de la filosofía marxista. Bajo el liderazgo de Stalin, se produce una regresión en este sentido, pero es el presidente Mao quien plantea la ley de la contradicción como la única ley, llegando a un monismo filosófico. Aunque se ha alcanzado una ley única, esto no significa que el sistema esté completo. En cuanto a la libertad, se considera tanto la conciencia de la necesidad como la transformación de esa necesidad, siendo esta última el aspecto principal. La dialéctica abarca las leyes más generales del desarrollo del mundo natural, social y del conocimiento. La dificultad radica en comprender y aplicar estas leyes, y es el presidente Mao quien establece la ley de la contradicción como la única ley fundamental.</w:t>
       </w:r>
     </w:p>
-    <w:bookmarkEnd w:id="30"/>
-    <w:bookmarkStart w:id="31" w:name="individualismo"/>
+    <w:bookmarkEnd w:id="32"/>
+    <w:bookmarkStart w:id="33" w:name="individualismo"/>
     <w:p>
       <w:pPr>
         <w:pStyle w:val="Heading1"/>
@@ -1516,8 +1516,8 @@
         <w:t xml:space="preserve">Como comunistas, debemos ser los heraldos del futuro. La ideología nos permite avanzar en la lucha contra el egoísmo y debemos ser los más avanzados en esta tarea. Trabajamos por una meta que puede que no lleguemos a ver personalmente. Reducir cada vez más el individualismo y el egoísmo es fundamental. En la lucha, la acción golpea directamente al individualismo. La ideología es lo que nos impulsa a avanzar.</w:t>
       </w:r>
     </w:p>
-    <w:bookmarkEnd w:id="31"/>
-    <w:bookmarkStart w:id="50" w:name="publicaciones-similares"/>
+    <w:bookmarkEnd w:id="33"/>
+    <w:bookmarkStart w:id="52" w:name="publicaciones-similares"/>
     <w:p>
       <w:pPr>
         <w:pStyle w:val="Heading1"/>
@@ -1542,11 +1542,11 @@
           <w:numId w:val="1003"/>
         </w:numPr>
       </w:pPr>
-      <w:hyperlink r:id="rId32"/>
-      <w:r>
-        <w:t xml:space="preserve"> </w:t>
-      </w:r>
-      <w:hyperlink r:id="rId33">
+      <w:hyperlink r:id="rId34"/>
+      <w:r>
+        <w:t xml:space="preserve"> </w:t>
+      </w:r>
+      <w:hyperlink r:id="rId35">
         <w:r>
           <w:rPr>
             <w:rStyle w:val="Hyperlink"/>
@@ -1563,11 +1563,11 @@
           <w:numId w:val="1003"/>
         </w:numPr>
       </w:pPr>
-      <w:hyperlink r:id="rId34"/>
-      <w:r>
-        <w:t xml:space="preserve"> </w:t>
-      </w:r>
-      <w:hyperlink r:id="rId35">
+      <w:hyperlink r:id="rId36"/>
+      <w:r>
+        <w:t xml:space="preserve"> </w:t>
+      </w:r>
+      <w:hyperlink r:id="rId37">
         <w:r>
           <w:rPr>
             <w:rStyle w:val="Hyperlink"/>
@@ -1584,11 +1584,11 @@
           <w:numId w:val="1003"/>
         </w:numPr>
       </w:pPr>
-      <w:hyperlink r:id="rId36"/>
-      <w:r>
-        <w:t xml:space="preserve"> </w:t>
-      </w:r>
-      <w:hyperlink r:id="rId37">
+      <w:hyperlink r:id="rId38"/>
+      <w:r>
+        <w:t xml:space="preserve"> </w:t>
+      </w:r>
+      <w:hyperlink r:id="rId39">
         <w:r>
           <w:rPr>
             <w:rStyle w:val="Hyperlink"/>
@@ -1605,11 +1605,11 @@
           <w:numId w:val="1003"/>
         </w:numPr>
       </w:pPr>
-      <w:hyperlink r:id="rId38"/>
-      <w:r>
-        <w:t xml:space="preserve"> </w:t>
-      </w:r>
-      <w:hyperlink r:id="rId39">
+      <w:hyperlink r:id="rId40"/>
+      <w:r>
+        <w:t xml:space="preserve"> </w:t>
+      </w:r>
+      <w:hyperlink r:id="rId41">
         <w:r>
           <w:rPr>
             <w:rStyle w:val="Hyperlink"/>
@@ -1626,11 +1626,11 @@
           <w:numId w:val="1003"/>
         </w:numPr>
       </w:pPr>
-      <w:hyperlink r:id="rId40"/>
-      <w:r>
-        <w:t xml:space="preserve"> </w:t>
-      </w:r>
-      <w:hyperlink r:id="rId41">
+      <w:hyperlink r:id="rId42"/>
+      <w:r>
+        <w:t xml:space="preserve"> </w:t>
+      </w:r>
+      <w:hyperlink r:id="rId43">
         <w:r>
           <w:rPr>
             <w:rStyle w:val="Hyperlink"/>
@@ -1647,11 +1647,11 @@
           <w:numId w:val="1003"/>
         </w:numPr>
       </w:pPr>
-      <w:hyperlink r:id="rId42"/>
-      <w:r>
-        <w:t xml:space="preserve"> </w:t>
-      </w:r>
-      <w:hyperlink r:id="rId43">
+      <w:hyperlink r:id="rId44"/>
+      <w:r>
+        <w:t xml:space="preserve"> </w:t>
+      </w:r>
+      <w:hyperlink r:id="rId45">
         <w:r>
           <w:rPr>
             <w:rStyle w:val="Hyperlink"/>
@@ -1668,11 +1668,11 @@
           <w:numId w:val="1003"/>
         </w:numPr>
       </w:pPr>
-      <w:hyperlink r:id="rId44"/>
-      <w:r>
-        <w:t xml:space="preserve"> </w:t>
-      </w:r>
-      <w:hyperlink r:id="rId45">
+      <w:hyperlink r:id="rId46"/>
+      <w:r>
+        <w:t xml:space="preserve"> </w:t>
+      </w:r>
+      <w:hyperlink r:id="rId47">
         <w:r>
           <w:rPr>
             <w:rStyle w:val="Hyperlink"/>
@@ -1689,11 +1689,11 @@
           <w:numId w:val="1003"/>
         </w:numPr>
       </w:pPr>
-      <w:hyperlink r:id="rId46"/>
-      <w:r>
-        <w:t xml:space="preserve"> </w:t>
-      </w:r>
-      <w:hyperlink r:id="rId47">
+      <w:hyperlink r:id="rId48"/>
+      <w:r>
+        <w:t xml:space="preserve"> </w:t>
+      </w:r>
+      <w:hyperlink r:id="rId49">
         <w:r>
           <w:rPr>
             <w:rStyle w:val="Hyperlink"/>
@@ -1710,11 +1710,11 @@
           <w:numId w:val="1003"/>
         </w:numPr>
       </w:pPr>
-      <w:hyperlink r:id="rId48"/>
-      <w:r>
-        <w:t xml:space="preserve"> </w:t>
-      </w:r>
-      <w:hyperlink r:id="rId49">
+      <w:hyperlink r:id="rId50"/>
+      <w:r>
+        <w:t xml:space="preserve"> </w:t>
+      </w:r>
+      <w:hyperlink r:id="rId51">
         <w:r>
           <w:rPr>
             <w:rStyle w:val="Hyperlink"/>
@@ -1731,14 +1731,14 @@
         <w:t xml:space="preserve">Esperamos que encuentres estas publicaciones igualmente interesantes y útiles. ¡Disfruta de la lectura!</w:t>
       </w:r>
     </w:p>
-    <w:bookmarkEnd w:id="50"/>
+    <w:bookmarkEnd w:id="52"/>
     <w:sectPr>
-      <w:headerReference r:id="rId9" w:type="even"/>
-      <w:headerReference r:id="rId11" w:type="default"/>
-      <w:footerReference r:id="rId14" w:type="even"/>
-      <w:footerReference r:id="rId13" w:type="default"/>
-      <w:headerReference r:id="rId10" w:type="first"/>
-      <w:footerReference r:id="rId12" w:type="first"/>
+      <w:headerReference r:id="rId8" w:type="even"/>
+      <w:headerReference r:id="rId9" w:type="default"/>
+      <w:footerReference r:id="rId10" w:type="even"/>
+      <w:footerReference r:id="rId11" w:type="default"/>
+      <w:headerReference r:id="rId12" w:type="first"/>
+      <w:footerReference r:id="rId13" w:type="first"/>
       <w:pgSz w:h="15840" w:w="12240"/>
       <w:pgMar w:bottom="1440" w:footer="720" w:gutter="0" w:header="720" w:left="1440" w:right="1440" w:top="1440"/>
       <w:cols w:space="720"/>
